--- a/高企口径-八大研究开发费用的归集范围.docx
+++ b/高企口径-八大研究开发费用的归集范围.docx
@@ -176,6 +176,7 @@
         <w:rPr>
           <w:rFonts w:hint="eastAsia"/>
           <w:color w:val="EE0000"/>
+          <w:highlight w:val="yellow"/>
         </w:rPr>
         <w:t>维护、调整、检验、检测、维修</w:t>
       </w:r>
@@ -432,7 +433,6 @@
       <w:pPr>
         <w:topLinePunct/>
         <w:rPr>
-          <w:rFonts w:hint="eastAsia"/>
           <w:color w:val="EE0000"/>
         </w:rPr>
       </w:pPr>
@@ -459,6 +459,7 @@
         <w:rPr>
           <w:rFonts w:hint="eastAsia"/>
           <w:color w:val="EE0000"/>
+          <w:highlight w:val="yellow"/>
         </w:rPr>
         <w:t>委托外部研究开发费用</w:t>
       </w:r>
@@ -466,6 +467,7 @@
         <w:rPr>
           <w:rFonts w:hint="eastAsia"/>
           <w:color w:val="EE0000"/>
+          <w:highlight w:val="yellow"/>
         </w:rPr>
         <w:t>---</w:t>
       </w:r>
@@ -473,6 +475,7 @@
         <w:rPr>
           <w:rFonts w:hint="eastAsia"/>
           <w:color w:val="EE0000"/>
+          <w:highlight w:val="yellow"/>
         </w:rPr>
         <w:t>一个合同对应一个备案，对应一个项目</w:t>
       </w:r>
@@ -505,7 +508,6 @@
       <w:pPr>
         <w:topLinePunct/>
         <w:rPr>
-          <w:rFonts w:hint="eastAsia"/>
           <w:color w:val="EE0000"/>
         </w:rPr>
       </w:pPr>
@@ -1568,7 +1570,7 @@
         <w:numId w:val="2"/>
       </w:numPr>
       <w:spacing w:beforeLines="20" w:before="20" w:afterLines="20" w:after="20"/>
-      <w:ind w:firstLineChars="0"/>
+      <w:ind w:firstLineChars="0" w:firstLine="0"/>
       <w:jc w:val="left"/>
       <w:outlineLvl w:val="2"/>
     </w:pPr>
@@ -1593,7 +1595,7 @@
         <w:ilvl w:val="3"/>
         <w:numId w:val="2"/>
       </w:numPr>
-      <w:ind w:rightChars="50" w:right="140" w:firstLineChars="0"/>
+      <w:ind w:rightChars="50" w:right="140" w:firstLineChars="0" w:firstLine="0"/>
       <w:outlineLvl w:val="3"/>
     </w:pPr>
     <w:rPr>
@@ -1614,7 +1616,7 @@
         <w:ilvl w:val="4"/>
         <w:numId w:val="3"/>
       </w:numPr>
-      <w:ind w:firstLineChars="0"/>
+      <w:ind w:firstLineChars="0" w:firstLine="0"/>
       <w:outlineLvl w:val="4"/>
     </w:pPr>
   </w:style>
@@ -1637,7 +1639,7 @@
         <w:tab w:val="left" w:pos="0"/>
       </w:tabs>
       <w:spacing w:line="600" w:lineRule="exact"/>
-      <w:ind w:firstLineChars="0"/>
+      <w:ind w:firstLineChars="0" w:firstLine="0"/>
       <w:outlineLvl w:val="5"/>
     </w:pPr>
     <w:rPr>
@@ -1660,7 +1662,7 @@
         <w:numId w:val="3"/>
       </w:numPr>
       <w:spacing w:before="240" w:after="64" w:line="317" w:lineRule="auto"/>
-      <w:ind w:firstLineChars="0"/>
+      <w:ind w:firstLineChars="0" w:firstLine="0"/>
       <w:outlineLvl w:val="6"/>
     </w:pPr>
     <w:rPr>
@@ -1683,7 +1685,7 @@
         <w:numId w:val="3"/>
       </w:numPr>
       <w:spacing w:before="240" w:after="64" w:line="317" w:lineRule="auto"/>
-      <w:ind w:firstLineChars="0"/>
+      <w:ind w:firstLineChars="0" w:firstLine="0"/>
       <w:outlineLvl w:val="7"/>
     </w:pPr>
     <w:rPr>
@@ -1706,7 +1708,7 @@
         <w:numId w:val="3"/>
       </w:numPr>
       <w:spacing w:before="240" w:after="64" w:line="317" w:lineRule="auto"/>
-      <w:ind w:firstLineChars="0"/>
+      <w:ind w:firstLineChars="0" w:firstLine="0"/>
       <w:outlineLvl w:val="8"/>
     </w:pPr>
     <w:rPr>
@@ -1917,7 +1919,7 @@
       <w:numPr>
         <w:numId w:val="5"/>
       </w:numPr>
-      <w:ind w:firstLineChars="200" w:firstLine="880"/>
+      <w:ind w:firstLine="880"/>
     </w:pPr>
   </w:style>
   <w:style w:type="paragraph" w:customStyle="1" w:styleId="FirstParagraph">
